--- a/可直接打开的Word版/04_错题本模板.docx
+++ b/可直接打开的Word版/04_错题本模板.docx
@@ -17,7 +17,7 @@
           <w:rFonts w:ascii="Microsoft YaHei" w:hAnsi="Microsoft YaHei" w:eastAsia="Microsoft YaHei"/>
           <w:sz w:val="22"/>
         </w:rPr>
-        <w:t>每道错题只写最关键的一句话，不要抄长篇教材。</w:t>
+        <w:t>每道错题必须写原题。复刷时先看原题再看错因，不要只看知识点，否则容易“看懂了但下次仍然掉坑”。</w:t>
       </w:r>
     </w:p>
     <w:p/>
@@ -27,7 +27,7 @@
           <w:rFonts w:ascii="Microsoft YaHei" w:hAnsi="Microsoft YaHei" w:eastAsia="Microsoft YaHei"/>
           <w:sz w:val="22"/>
         </w:rPr>
-        <w:t>| 日期 | 章节 | 题号 | 错选 | 正确知识点 | 错因一句话 | 复刷完成 |</w:t>
+        <w:t>| 日期 | 章节 | 题号 | 原题 | 错选 | 正确答案 | 正确知识点 | 错因一句话 | 复刷完成 |</w:t>
       </w:r>
     </w:p>
     <w:p>
@@ -36,7 +36,7 @@
           <w:rFonts w:ascii="Microsoft YaHei" w:hAnsi="Microsoft YaHei" w:eastAsia="Microsoft YaHei"/>
           <w:sz w:val="22"/>
         </w:rPr>
-        <w:t>|---|---|---:|---|---|---|---|</w:t>
+        <w:t>|---|---|---:|---|---|---|---|---|---|</w:t>
       </w:r>
     </w:p>
     <w:p>
@@ -45,7 +45,7 @@
           <w:rFonts w:ascii="Microsoft YaHei" w:hAnsi="Microsoft YaHei" w:eastAsia="Microsoft YaHei"/>
           <w:sz w:val="22"/>
         </w:rPr>
-        <w:t>|  |  |  |  |  |  | [ ] |</w:t>
+        <w:t>|  |  |  |  |  |  |  |  | [ ] |</w:t>
       </w:r>
     </w:p>
     <w:p>
@@ -54,7 +54,7 @@
           <w:rFonts w:ascii="Microsoft YaHei" w:hAnsi="Microsoft YaHei" w:eastAsia="Microsoft YaHei"/>
           <w:sz w:val="22"/>
         </w:rPr>
-        <w:t>|  |  |  |  |  |  | [ ] |</w:t>
+        <w:t>|  |  |  |  |  |  |  |  | [ ] |</w:t>
       </w:r>
     </w:p>
     <w:p>
@@ -63,7 +63,7 @@
           <w:rFonts w:ascii="Microsoft YaHei" w:hAnsi="Microsoft YaHei" w:eastAsia="Microsoft YaHei"/>
           <w:sz w:val="22"/>
         </w:rPr>
-        <w:t>|  |  |  |  |  |  | [ ] |</w:t>
+        <w:t>|  |  |  |  |  |  |  |  | [ ] |</w:t>
       </w:r>
     </w:p>
     <w:p/>
@@ -242,7 +242,6 @@
         <w:t>P≥0.05：不拒绝H0，不能说“两者完全相同”。</w:t>
       </w:r>
     </w:p>
-    <w:p/>
     <w:sectPr>
       <w:pgSz w:w="12240" w:h="15840"/>
       <w:pgMar w:top="1440" w:right="1800" w:bottom="1440" w:left="1800" w:header="720" w:footer="720" w:gutter="0"/>
